--- a/data/outputs/v2/Grade11/Biology/Quizzes/SS2.2_Growth_and_Development_in_Plants/Biology_G11_SS2.2_Growth_and_Development_in_Plants_L6_AnswerKey.docx
+++ b/data/outputs/v2/Grade11/Biology/Quizzes/SS2.2_Growth_and_Development_in_Plants/Biology_G11_SS2.2_Growth_and_Development_in_Plants_L6_AnswerKey.docx
@@ -1590,7 +1590,7 @@
         </w:rPr>
         <w:t xml:space="preserve">© 2026 SeaVuria and ARES. Aligned with KICD objectives. Developed by SeaVuria; technical implementation by ARES (with AI assistance from Claude). Licensed under </w:t>
       </w:r>
-      <w:hyperlink w:history="1" r:id="rIdhibwavwyvdgelduz_dvdf">
+      <w:hyperlink w:history="1" r:id="rIdat028icyeqch_5lzs6ve_">
         <w:r>
           <w:rPr>
             <w:rFonts w:ascii="Arial" w:cs="Arial" w:eastAsia="Arial" w:hAnsi="Arial"/>
@@ -1611,7 +1611,7 @@
         </w:rPr>
         <w:t xml:space="preserve"> (</w:t>
       </w:r>
-      <w:hyperlink w:history="1" r:id="rIdvmvm3igodmpnyzknfcmda">
+      <w:hyperlink w:history="1" r:id="rIdxfh7zufmlvn8tszrnnsfe">
         <w:r>
           <w:rPr>
             <w:rFonts w:ascii="Arial" w:cs="Arial" w:eastAsia="Arial" w:hAnsi="Arial"/>

--- a/data/outputs/v2/Grade11/Biology/Quizzes/SS2.2_Growth_and_Development_in_Plants/Biology_G11_SS2.2_Growth_and_Development_in_Plants_L6_AnswerKey.docx
+++ b/data/outputs/v2/Grade11/Biology/Quizzes/SS2.2_Growth_and_Development_in_Plants/Biology_G11_SS2.2_Growth_and_Development_in_Plants_L6_AnswerKey.docx
@@ -29,7 +29,7 @@
           <w:sz w:val="20"/>
           <w:szCs w:val="20"/>
         </w:rPr>
-        <w:t xml:space="preserve">Sub-Strand 2.2: Growth and Development in Plants  •  Lesson 6: Where Does a Maize or Bean Plant Grow? Measuring Growth and Regions of Growth in Seedlings</w:t>
+        <w:t xml:space="preserve">Sub-Strand 2.2: Growth and Development in Plants  •  Lesson 6: Measuring Growth: Regions of Growth and Growth Curves of Maize H614 and Bean Rosecoco</w:t>
       </w:r>
     </w:p>
     <w:p>
@@ -379,6 +379,134 @@
                 <w:sz w:val="21"/>
                 <w:szCs w:val="21"/>
               </w:rPr>
+              <w:t xml:space="preserve">C</w:t>
+            </w:r>
+          </w:p>
+        </w:tc>
+        <w:tc>
+          <w:tcPr>
+            <w:tcW w:type="dxa" w:w="1170"/>
+            <w:tcBorders>
+              <w:top w:val="single" w:color="BBBBBB" w:sz="4"/>
+              <w:left w:val="single" w:color="BBBBBB" w:sz="4"/>
+              <w:bottom w:val="single" w:color="BBBBBB" w:sz="4"/>
+              <w:right w:val="single" w:color="BBBBBB" w:sz="4"/>
+            </w:tcBorders>
+            <w:tcMar>
+              <w:top w:type="dxa" w:w="60"/>
+              <w:left w:type="dxa" w:w="80"/>
+              <w:bottom w:type="dxa" w:w="60"/>
+              <w:right w:type="dxa" w:w="80"/>
+            </w:tcMar>
+          </w:tcPr>
+          <w:p>
+            <w:pPr>
+              <w:jc w:val="center"/>
+            </w:pPr>
+            <w:r>
+              <w:rPr>
+                <w:rFonts w:ascii="Arial" w:cs="Arial" w:eastAsia="Arial" w:hAnsi="Arial"/>
+                <w:b/>
+                <w:bCs/>
+                <w:sz w:val="21"/>
+                <w:szCs w:val="21"/>
+              </w:rPr>
+              <w:t xml:space="preserve">D</w:t>
+            </w:r>
+          </w:p>
+        </w:tc>
+        <w:tc>
+          <w:tcPr>
+            <w:tcW w:type="dxa" w:w="1170"/>
+            <w:tcBorders>
+              <w:top w:val="single" w:color="BBBBBB" w:sz="4"/>
+              <w:left w:val="single" w:color="BBBBBB" w:sz="4"/>
+              <w:bottom w:val="single" w:color="BBBBBB" w:sz="4"/>
+              <w:right w:val="single" w:color="BBBBBB" w:sz="4"/>
+            </w:tcBorders>
+            <w:tcMar>
+              <w:top w:type="dxa" w:w="60"/>
+              <w:left w:type="dxa" w:w="80"/>
+              <w:bottom w:type="dxa" w:w="60"/>
+              <w:right w:type="dxa" w:w="80"/>
+            </w:tcMar>
+          </w:tcPr>
+          <w:p>
+            <w:pPr>
+              <w:jc w:val="center"/>
+            </w:pPr>
+            <w:r>
+              <w:rPr>
+                <w:rFonts w:ascii="Arial" w:cs="Arial" w:eastAsia="Arial" w:hAnsi="Arial"/>
+                <w:b/>
+                <w:bCs/>
+                <w:sz w:val="21"/>
+                <w:szCs w:val="21"/>
+              </w:rPr>
+              <w:t xml:space="preserve">B</w:t>
+            </w:r>
+          </w:p>
+        </w:tc>
+        <w:tc>
+          <w:tcPr>
+            <w:tcW w:type="dxa" w:w="1170"/>
+            <w:tcBorders>
+              <w:top w:val="single" w:color="BBBBBB" w:sz="4"/>
+              <w:left w:val="single" w:color="BBBBBB" w:sz="4"/>
+              <w:bottom w:val="single" w:color="BBBBBB" w:sz="4"/>
+              <w:right w:val="single" w:color="BBBBBB" w:sz="4"/>
+            </w:tcBorders>
+            <w:tcMar>
+              <w:top w:type="dxa" w:w="60"/>
+              <w:left w:type="dxa" w:w="80"/>
+              <w:bottom w:type="dxa" w:w="60"/>
+              <w:right w:type="dxa" w:w="80"/>
+            </w:tcMar>
+          </w:tcPr>
+          <w:p>
+            <w:pPr>
+              <w:jc w:val="center"/>
+            </w:pPr>
+            <w:r>
+              <w:rPr>
+                <w:rFonts w:ascii="Arial" w:cs="Arial" w:eastAsia="Arial" w:hAnsi="Arial"/>
+                <w:b/>
+                <w:bCs/>
+                <w:sz w:val="21"/>
+                <w:szCs w:val="21"/>
+              </w:rPr>
+              <w:t xml:space="preserve">B</w:t>
+            </w:r>
+          </w:p>
+        </w:tc>
+        <w:tc>
+          <w:tcPr>
+            <w:tcW w:type="dxa" w:w="1170"/>
+            <w:tcBorders>
+              <w:top w:val="single" w:color="BBBBBB" w:sz="4"/>
+              <w:left w:val="single" w:color="BBBBBB" w:sz="4"/>
+              <w:bottom w:val="single" w:color="BBBBBB" w:sz="4"/>
+              <w:right w:val="single" w:color="BBBBBB" w:sz="4"/>
+            </w:tcBorders>
+            <w:tcMar>
+              <w:top w:type="dxa" w:w="60"/>
+              <w:left w:type="dxa" w:w="80"/>
+              <w:bottom w:type="dxa" w:w="60"/>
+              <w:right w:type="dxa" w:w="80"/>
+            </w:tcMar>
+          </w:tcPr>
+          <w:p>
+            <w:pPr>
+              <w:jc w:val="center"/>
+            </w:pPr>
+            <w:r>
+              <w:rPr>
+                <w:rFonts w:ascii="Arial" w:cs="Arial" w:eastAsia="Arial" w:hAnsi="Arial"/>
+                <w:b/>
+                <w:bCs/>
+                <w:sz w:val="21"/>
+                <w:szCs w:val="21"/>
+              </w:rPr>
               <w:t xml:space="preserve">B</w:t>
             </w:r>
           </w:p>
@@ -475,135 +603,7 @@
                 <w:sz w:val="21"/>
                 <w:szCs w:val="21"/>
               </w:rPr>
-              <w:t xml:space="preserve">A</w:t>
-            </w:r>
-          </w:p>
-        </w:tc>
-        <w:tc>
-          <w:tcPr>
-            <w:tcW w:type="dxa" w:w="1170"/>
-            <w:tcBorders>
-              <w:top w:val="single" w:color="BBBBBB" w:sz="4"/>
-              <w:left w:val="single" w:color="BBBBBB" w:sz="4"/>
-              <w:bottom w:val="single" w:color="BBBBBB" w:sz="4"/>
-              <w:right w:val="single" w:color="BBBBBB" w:sz="4"/>
-            </w:tcBorders>
-            <w:tcMar>
-              <w:top w:type="dxa" w:w="60"/>
-              <w:left w:type="dxa" w:w="80"/>
-              <w:bottom w:type="dxa" w:w="60"/>
-              <w:right w:type="dxa" w:w="80"/>
-            </w:tcMar>
-          </w:tcPr>
-          <w:p>
-            <w:pPr>
-              <w:jc w:val="center"/>
-            </w:pPr>
-            <w:r>
-              <w:rPr>
-                <w:rFonts w:ascii="Arial" w:cs="Arial" w:eastAsia="Arial" w:hAnsi="Arial"/>
-                <w:b/>
-                <w:bCs/>
-                <w:sz w:val="21"/>
-                <w:szCs w:val="21"/>
-              </w:rPr>
-              <w:t xml:space="preserve">B</w:t>
-            </w:r>
-          </w:p>
-        </w:tc>
-        <w:tc>
-          <w:tcPr>
-            <w:tcW w:type="dxa" w:w="1170"/>
-            <w:tcBorders>
-              <w:top w:val="single" w:color="BBBBBB" w:sz="4"/>
-              <w:left w:val="single" w:color="BBBBBB" w:sz="4"/>
-              <w:bottom w:val="single" w:color="BBBBBB" w:sz="4"/>
-              <w:right w:val="single" w:color="BBBBBB" w:sz="4"/>
-            </w:tcBorders>
-            <w:tcMar>
-              <w:top w:type="dxa" w:w="60"/>
-              <w:left w:type="dxa" w:w="80"/>
-              <w:bottom w:type="dxa" w:w="60"/>
-              <w:right w:type="dxa" w:w="80"/>
-            </w:tcMar>
-          </w:tcPr>
-          <w:p>
-            <w:pPr>
-              <w:jc w:val="center"/>
-            </w:pPr>
-            <w:r>
-              <w:rPr>
-                <w:rFonts w:ascii="Arial" w:cs="Arial" w:eastAsia="Arial" w:hAnsi="Arial"/>
-                <w:b/>
-                <w:bCs/>
-                <w:sz w:val="21"/>
-                <w:szCs w:val="21"/>
-              </w:rPr>
               <w:t xml:space="preserve">D</w:t>
-            </w:r>
-          </w:p>
-        </w:tc>
-        <w:tc>
-          <w:tcPr>
-            <w:tcW w:type="dxa" w:w="1170"/>
-            <w:tcBorders>
-              <w:top w:val="single" w:color="BBBBBB" w:sz="4"/>
-              <w:left w:val="single" w:color="BBBBBB" w:sz="4"/>
-              <w:bottom w:val="single" w:color="BBBBBB" w:sz="4"/>
-              <w:right w:val="single" w:color="BBBBBB" w:sz="4"/>
-            </w:tcBorders>
-            <w:tcMar>
-              <w:top w:type="dxa" w:w="60"/>
-              <w:left w:type="dxa" w:w="80"/>
-              <w:bottom w:type="dxa" w:w="60"/>
-              <w:right w:type="dxa" w:w="80"/>
-            </w:tcMar>
-          </w:tcPr>
-          <w:p>
-            <w:pPr>
-              <w:jc w:val="center"/>
-            </w:pPr>
-            <w:r>
-              <w:rPr>
-                <w:rFonts w:ascii="Arial" w:cs="Arial" w:eastAsia="Arial" w:hAnsi="Arial"/>
-                <w:b/>
-                <w:bCs/>
-                <w:sz w:val="21"/>
-                <w:szCs w:val="21"/>
-              </w:rPr>
-              <w:t xml:space="preserve">D</w:t>
-            </w:r>
-          </w:p>
-        </w:tc>
-        <w:tc>
-          <w:tcPr>
-            <w:tcW w:type="dxa" w:w="1170"/>
-            <w:tcBorders>
-              <w:top w:val="single" w:color="BBBBBB" w:sz="4"/>
-              <w:left w:val="single" w:color="BBBBBB" w:sz="4"/>
-              <w:bottom w:val="single" w:color="BBBBBB" w:sz="4"/>
-              <w:right w:val="single" w:color="BBBBBB" w:sz="4"/>
-            </w:tcBorders>
-            <w:tcMar>
-              <w:top w:type="dxa" w:w="60"/>
-              <w:left w:type="dxa" w:w="80"/>
-              <w:bottom w:type="dxa" w:w="60"/>
-              <w:right w:type="dxa" w:w="80"/>
-            </w:tcMar>
-          </w:tcPr>
-          <w:p>
-            <w:pPr>
-              <w:jc w:val="center"/>
-            </w:pPr>
-            <w:r>
-              <w:rPr>
-                <w:rFonts w:ascii="Arial" w:cs="Arial" w:eastAsia="Arial" w:hAnsi="Arial"/>
-                <w:b/>
-                <w:bCs/>
-                <w:sz w:val="21"/>
-                <w:szCs w:val="21"/>
-              </w:rPr>
-              <w:t xml:space="preserve">A</w:t>
             </w:r>
           </w:p>
         </w:tc>
@@ -634,7 +634,7 @@
           <w:sz w:val="16"/>
           <w:szCs w:val="16"/>
         </w:rPr>
-        <w:t xml:space="preserve">USE AFTER: PREDICT PHASE — Predict: individual drawing and Think-Pair-Share on where growth in length takes place on the seedling</w:t>
+        <w:t xml:space="preserve">USE AFTER: OBSERVE PHASE — Part A: Regions of growth (ink marks on maize and bean roots)</w:t>
       </w:r>
     </w:p>
     <w:p>
@@ -650,22 +650,37 @@
           <w:sz w:val="21"/>
           <w:szCs w:val="21"/>
         </w:rPr>
-        <w:t xml:space="preserve">Q1. A farmer in Nakuru plants maize and beans. A student predicts where a young root becomes longer. Which prediction best matches how growth in length happens in a root?</w:t>
-      </w:r>
-    </w:p>
-    <w:p>
-      <w:pPr>
-        <w:keepNext/>
-        <w:spacing w:after="20"/>
-        <w:ind w:left="360"/>
-      </w:pPr>
-      <w:r>
-        <w:rPr>
-          <w:rFonts w:ascii="Arial" w:cs="Arial" w:eastAsia="Arial" w:hAnsi="Arial"/>
-          <w:sz w:val="21"/>
-          <w:szCs w:val="21"/>
-        </w:rPr>
-        <w:t xml:space="preserve">A.  Growth happens only at the part of the root closest to the seed</w:t>
+        <w:t xml:space="preserve">Q1. Fatuma's group marks a bean root with ink every 2 mm from the tip for 10 mm. After two days, the marks nearest the tip have spread furthest apart, while the marks further back are still close together. What does this show?</w:t>
+      </w:r>
+    </w:p>
+    <w:p>
+      <w:pPr>
+        <w:keepNext/>
+        <w:spacing w:after="20"/>
+        <w:ind w:left="360"/>
+      </w:pPr>
+      <w:r>
+        <w:rPr>
+          <w:rFonts w:ascii="Arial" w:cs="Arial" w:eastAsia="Arial" w:hAnsi="Arial"/>
+          <w:sz w:val="21"/>
+          <w:szCs w:val="21"/>
+        </w:rPr>
+        <w:t xml:space="preserve">A.  The root grows in length mainly from the base near the seed</w:t>
+      </w:r>
+    </w:p>
+    <w:p>
+      <w:pPr>
+        <w:keepNext/>
+        <w:spacing w:after="20"/>
+        <w:ind w:left="360"/>
+      </w:pPr>
+      <w:r>
+        <w:rPr>
+          <w:rFonts w:ascii="Arial" w:cs="Arial" w:eastAsia="Arial" w:hAnsi="Arial"/>
+          <w:sz w:val="21"/>
+          <w:szCs w:val="21"/>
+        </w:rPr>
+        <w:t xml:space="preserve">B.  The root grows in length equally along its whole length</w:t>
       </w:r>
     </w:p>
     <w:p>
@@ -683,37 +698,22 @@
           <w:sz w:val="21"/>
           <w:szCs w:val="21"/>
         </w:rPr>
-        <w:t xml:space="preserve">B.  Growth happens mainly in a region near the root tip, where cells divide and elongate</w:t>
-      </w:r>
-    </w:p>
-    <w:p>
-      <w:pPr>
-        <w:keepNext/>
-        <w:spacing w:after="20"/>
-        <w:ind w:left="360"/>
-      </w:pPr>
-      <w:r>
-        <w:rPr>
-          <w:rFonts w:ascii="Arial" w:cs="Arial" w:eastAsia="Arial" w:hAnsi="Arial"/>
-          <w:sz w:val="21"/>
-          <w:szCs w:val="21"/>
-        </w:rPr>
-        <w:t xml:space="preserve">C.  Growth happens evenly along the whole length of the root</w:t>
-      </w:r>
-    </w:p>
-    <w:p>
-      <w:pPr>
-        <w:keepNext/>
-        <w:spacing w:after="20"/>
-        <w:ind w:left="360"/>
-      </w:pPr>
-      <w:r>
-        <w:rPr>
-          <w:rFonts w:ascii="Arial" w:cs="Arial" w:eastAsia="Arial" w:hAnsi="Arial"/>
-          <w:sz w:val="21"/>
-          <w:szCs w:val="21"/>
-        </w:rPr>
-        <w:t xml:space="preserve">D.  Growth happens only in the oldest part of the root, far from the tip</w:t>
+        <w:t xml:space="preserve">C.  The root grows in length mainly in a region just behind the tip</w:t>
+      </w:r>
+    </w:p>
+    <w:p>
+      <w:pPr>
+        <w:keepNext/>
+        <w:spacing w:after="20"/>
+        <w:ind w:left="360"/>
+      </w:pPr>
+      <w:r>
+        <w:rPr>
+          <w:rFonts w:ascii="Arial" w:cs="Arial" w:eastAsia="Arial" w:hAnsi="Arial"/>
+          <w:sz w:val="21"/>
+          <w:szCs w:val="21"/>
+        </w:rPr>
+        <w:t xml:space="preserve">D.  The root grows only in thickness and not in length</w:t>
       </w:r>
     </w:p>
     <w:p>
@@ -729,7 +729,7 @@
           <w:sz w:val="21"/>
           <w:szCs w:val="21"/>
         </w:rPr>
-        <w:t xml:space="preserve">Correct answer: B. </w:t>
+        <w:t xml:space="preserve">Correct answer: C. </w:t>
       </w:r>
       <w:r>
         <w:rPr>
@@ -738,7 +738,7 @@
           <w:sz w:val="19"/>
           <w:szCs w:val="19"/>
         </w:rPr>
-        <w:t xml:space="preserve">Growth in length is concentrated in the root tip region (apical meristem and the zone of elongation behind it), not evenly along the root.</w:t>
+        <w:t xml:space="preserve">Marks near the tip moved apart most, so cells are elongating just behind the root tip. Marks further back stayed close together, so those regions are not lengthening much.</w:t>
       </w:r>
     </w:p>
     <w:p>
@@ -753,7 +753,7 @@
           <w:sz w:val="16"/>
           <w:szCs w:val="16"/>
         </w:rPr>
-        <w:t xml:space="preserve">USE AFTER: OBSERVE PHASE — Observe: marking maize and bean roots with ink at 5 mm intervals and re-measuring after 24 and 48 hours</w:t>
+        <w:t xml:space="preserve">USE AFTER: EXPLAIN PHASE — Explain: CER linking marks spreading near the tip to the apical meristem</w:t>
       </w:r>
     </w:p>
     <w:p>
@@ -769,52 +769,52 @@
           <w:sz w:val="21"/>
           <w:szCs w:val="21"/>
         </w:rPr>
-        <w:t xml:space="preserve">Q2. Learners mark a young bean root with ink every 5 mm starting from the tip, then return it to moist soil. After 48 hours they measure the distances between the marks. Which marks will have moved furthest apart?</w:t>
-      </w:r>
-    </w:p>
-    <w:p>
-      <w:pPr>
-        <w:keepNext/>
-        <w:spacing w:after="20"/>
-        <w:ind w:left="360"/>
-      </w:pPr>
-      <w:r>
-        <w:rPr>
-          <w:rFonts w:ascii="Arial" w:cs="Arial" w:eastAsia="Arial" w:hAnsi="Arial"/>
-          <w:sz w:val="21"/>
-          <w:szCs w:val="21"/>
-        </w:rPr>
-        <w:t xml:space="preserve">A.  All marks will have moved apart by the same amount</w:t>
-      </w:r>
-    </w:p>
-    <w:p>
-      <w:pPr>
-        <w:keepNext/>
-        <w:spacing w:after="20"/>
-        <w:ind w:left="360"/>
-      </w:pPr>
-      <w:r>
-        <w:rPr>
-          <w:rFonts w:ascii="Arial" w:cs="Arial" w:eastAsia="Arial" w:hAnsi="Arial"/>
-          <w:sz w:val="21"/>
-          <w:szCs w:val="21"/>
-        </w:rPr>
-        <w:t xml:space="preserve">B.  The marks in the oldest part of the root, furthest from the tip</w:t>
-      </w:r>
-    </w:p>
-    <w:p>
-      <w:pPr>
-        <w:keepNext/>
-        <w:spacing w:after="20"/>
-        <w:ind w:left="360"/>
-      </w:pPr>
-      <w:r>
-        <w:rPr>
-          <w:rFonts w:ascii="Arial" w:cs="Arial" w:eastAsia="Arial" w:hAnsi="Arial"/>
-          <w:sz w:val="21"/>
-          <w:szCs w:val="21"/>
-        </w:rPr>
-        <w:t xml:space="preserve">C.  None, because roots only grow in width</w:t>
+        <w:t xml:space="preserve">Q2. A student says: 'Marks spreading near the root tip support the idea that new cells are made at the apical meristem and then elongate.' Which order of regions, starting from the very tip of a root, is correct?</w:t>
+      </w:r>
+    </w:p>
+    <w:p>
+      <w:pPr>
+        <w:keepNext/>
+        <w:spacing w:after="20"/>
+        <w:ind w:left="360"/>
+      </w:pPr>
+      <w:r>
+        <w:rPr>
+          <w:rFonts w:ascii="Arial" w:cs="Arial" w:eastAsia="Arial" w:hAnsi="Arial"/>
+          <w:sz w:val="21"/>
+          <w:szCs w:val="21"/>
+        </w:rPr>
+        <w:t xml:space="preserve">A.  Region of elongation, region of cell division, region of differentiation</w:t>
+      </w:r>
+    </w:p>
+    <w:p>
+      <w:pPr>
+        <w:keepNext/>
+        <w:spacing w:after="20"/>
+        <w:ind w:left="360"/>
+      </w:pPr>
+      <w:r>
+        <w:rPr>
+          <w:rFonts w:ascii="Arial" w:cs="Arial" w:eastAsia="Arial" w:hAnsi="Arial"/>
+          <w:sz w:val="21"/>
+          <w:szCs w:val="21"/>
+        </w:rPr>
+        <w:t xml:space="preserve">B.  Region of differentiation, region of elongation, region of cell division</w:t>
+      </w:r>
+    </w:p>
+    <w:p>
+      <w:pPr>
+        <w:keepNext/>
+        <w:spacing w:after="20"/>
+        <w:ind w:left="360"/>
+      </w:pPr>
+      <w:r>
+        <w:rPr>
+          <w:rFonts w:ascii="Arial" w:cs="Arial" w:eastAsia="Arial" w:hAnsi="Arial"/>
+          <w:sz w:val="21"/>
+          <w:szCs w:val="21"/>
+        </w:rPr>
+        <w:t xml:space="preserve">C.  Region of cell division, region of differentiation, region of elongation</w:t>
       </w:r>
     </w:p>
     <w:p>
@@ -832,7 +832,7 @@
           <w:sz w:val="21"/>
           <w:szCs w:val="21"/>
         </w:rPr>
-        <w:t xml:space="preserve">D.  The marks nearest the root tip</w:t>
+        <w:t xml:space="preserve">D.  Region of cell division, region of elongation, region of differentiation</w:t>
       </w:r>
     </w:p>
     <w:p>
@@ -857,7 +857,7 @@
           <w:sz w:val="19"/>
           <w:szCs w:val="19"/>
         </w:rPr>
-        <w:t xml:space="preserve">Cells near the root tip divide and elongate, so the spaces between marks there increase most. Marks higher up stay almost the same distance apart.</w:t>
+        <w:t xml:space="preserve">Cells divide at the apical meristem at the tip. They then elongate behind it and later differentiate into specialised cells further back.</w:t>
       </w:r>
     </w:p>
     <w:p>
@@ -872,7 +872,7 @@
           <w:sz w:val="16"/>
           <w:szCs w:val="16"/>
         </w:rPr>
-        <w:t xml:space="preserve">USE AFTER: OBSERVE PHASE — Observe: marking maize and bean roots and shoots at equal intervals, and the teacher question 'Why do we mark at equal distances?'</w:t>
+        <w:t xml:space="preserve">USE AFTER: OBSERVE PHASE — Part B: calculating the increase in height between each pair of measurements</w:t>
       </w:r>
     </w:p>
     <w:p>
@@ -888,7 +888,22 @@
           <w:sz w:val="21"/>
           <w:szCs w:val="21"/>
         </w:rPr>
-        <w:t xml:space="preserve">Q3. In the seedling investigation, why do learners mark the root at equal intervals (for example every 5 mm) from the tip?</w:t>
+        <w:t xml:space="preserve">Q3. The mean shoot height of maize H614 was 62 cm at Day 28 and 98 cm at Day 35. What was the increase in height between Day 28 and Day 35?</w:t>
+      </w:r>
+    </w:p>
+    <w:p>
+      <w:pPr>
+        <w:keepNext/>
+        <w:spacing w:after="20"/>
+        <w:ind w:left="360"/>
+      </w:pPr>
+      <w:r>
+        <w:rPr>
+          <w:rFonts w:ascii="Arial" w:cs="Arial" w:eastAsia="Arial" w:hAnsi="Arial"/>
+          <w:sz w:val="21"/>
+          <w:szCs w:val="21"/>
+        </w:rPr>
+        <w:t xml:space="preserve">A.  160 cm</w:t>
       </w:r>
     </w:p>
     <w:p>
@@ -906,52 +921,37 @@
           <w:sz w:val="21"/>
           <w:szCs w:val="21"/>
         </w:rPr>
-        <w:t xml:space="preserve">A.  So that any change in the distance between marks shows which region has grown</w:t>
-      </w:r>
-    </w:p>
-    <w:p>
-      <w:pPr>
-        <w:keepNext/>
-        <w:spacing w:after="20"/>
-        <w:ind w:left="360"/>
-      </w:pPr>
-      <w:r>
-        <w:rPr>
-          <w:rFonts w:ascii="Arial" w:cs="Arial" w:eastAsia="Arial" w:hAnsi="Arial"/>
-          <w:sz w:val="21"/>
-          <w:szCs w:val="21"/>
-        </w:rPr>
-        <w:t xml:space="preserve">B.  So that the ink dries faster on the root</w:t>
-      </w:r>
-    </w:p>
-    <w:p>
-      <w:pPr>
-        <w:keepNext/>
-        <w:spacing w:after="20"/>
-        <w:ind w:left="360"/>
-      </w:pPr>
-      <w:r>
-        <w:rPr>
-          <w:rFonts w:ascii="Arial" w:cs="Arial" w:eastAsia="Arial" w:hAnsi="Arial"/>
-          <w:sz w:val="21"/>
-          <w:szCs w:val="21"/>
-        </w:rPr>
-        <w:t xml:space="preserve">C.  So that the root grows straighter</w:t>
-      </w:r>
-    </w:p>
-    <w:p>
-      <w:pPr>
-        <w:keepNext/>
-        <w:spacing w:after="20"/>
-        <w:ind w:left="360"/>
-      </w:pPr>
-      <w:r>
-        <w:rPr>
-          <w:rFonts w:ascii="Arial" w:cs="Arial" w:eastAsia="Arial" w:hAnsi="Arial"/>
-          <w:sz w:val="21"/>
-          <w:szCs w:val="21"/>
-        </w:rPr>
-        <w:t xml:space="preserve">D.  So that the seedling grows faster</w:t>
+        <w:t xml:space="preserve">B.  36 cm</w:t>
+      </w:r>
+    </w:p>
+    <w:p>
+      <w:pPr>
+        <w:keepNext/>
+        <w:spacing w:after="20"/>
+        <w:ind w:left="360"/>
+      </w:pPr>
+      <w:r>
+        <w:rPr>
+          <w:rFonts w:ascii="Arial" w:cs="Arial" w:eastAsia="Arial" w:hAnsi="Arial"/>
+          <w:sz w:val="21"/>
+          <w:szCs w:val="21"/>
+        </w:rPr>
+        <w:t xml:space="preserve">C.  27 cm</w:t>
+      </w:r>
+    </w:p>
+    <w:p>
+      <w:pPr>
+        <w:keepNext/>
+        <w:spacing w:after="20"/>
+        <w:ind w:left="360"/>
+      </w:pPr>
+      <w:r>
+        <w:rPr>
+          <w:rFonts w:ascii="Arial" w:cs="Arial" w:eastAsia="Arial" w:hAnsi="Arial"/>
+          <w:sz w:val="21"/>
+          <w:szCs w:val="21"/>
+        </w:rPr>
+        <w:t xml:space="preserve">D.  32 cm</w:t>
       </w:r>
     </w:p>
     <w:p>
@@ -967,7 +967,7 @@
           <w:sz w:val="21"/>
           <w:szCs w:val="21"/>
         </w:rPr>
-        <w:t xml:space="preserve">Correct answer: A. </w:t>
+        <w:t xml:space="preserve">Correct answer: B. </w:t>
       </w:r>
       <w:r>
         <w:rPr>
@@ -976,7 +976,7 @@
           <w:sz w:val="19"/>
           <w:szCs w:val="19"/>
         </w:rPr>
-        <w:t xml:space="preserve">Equal starting spacing makes a fair comparison: if one gap becomes larger than the others, growth happened in that region.</w:t>
+        <w:t xml:space="preserve">Increase = 98 - 62 = 36 cm. The answer 32 cm is the increase from Day 21 to Day 28, and 27 cm is the increase from Day 35 to Day 42.</w:t>
       </w:r>
     </w:p>
     <w:p>
@@ -991,7 +991,7 @@
           <w:sz w:val="16"/>
           <w:szCs w:val="16"/>
         </w:rPr>
-        <w:t xml:space="preserve">USE AFTER: OBSERVE PHASE — Observe: plotting the maize and bean growth curves from the height-against-time data table</w:t>
+        <w:t xml:space="preserve">USE AFTER: OBSERVE PHASE — Part B: 'Between which days did bean increase most?'</w:t>
       </w:r>
     </w:p>
     <w:p>
@@ -1007,7 +1007,22 @@
           <w:sz w:val="21"/>
           <w:szCs w:val="21"/>
         </w:rPr>
-        <w:t xml:space="preserve">Q4. A maize plant was 4 cm tall on day 7 and 32 cm tall on day 21. What was its average growth rate between day 7 and day 21?</w:t>
+        <w:t xml:space="preserve">Q4. The mean height of bean Rosecoco was 4, 9, 18, 30, 40 and 44 cm at Days 7, 14, 21, 28, 35 and 42. Between which two measurements was the increase in height greatest?</w:t>
+      </w:r>
+    </w:p>
+    <w:p>
+      <w:pPr>
+        <w:keepNext/>
+        <w:spacing w:after="20"/>
+        <w:ind w:left="360"/>
+      </w:pPr>
+      <w:r>
+        <w:rPr>
+          <w:rFonts w:ascii="Arial" w:cs="Arial" w:eastAsia="Arial" w:hAnsi="Arial"/>
+          <w:sz w:val="21"/>
+          <w:szCs w:val="21"/>
+        </w:rPr>
+        <w:t xml:space="preserve">A.  Day 14 and Day 21</w:t>
       </w:r>
     </w:p>
     <w:p>
@@ -1025,52 +1040,37 @@
           <w:sz w:val="21"/>
           <w:szCs w:val="21"/>
         </w:rPr>
-        <w:t xml:space="preserve">A.  2 cm per day</w:t>
-      </w:r>
-    </w:p>
-    <w:p>
-      <w:pPr>
-        <w:keepNext/>
-        <w:spacing w:after="20"/>
-        <w:ind w:left="360"/>
-      </w:pPr>
-      <w:r>
-        <w:rPr>
-          <w:rFonts w:ascii="Arial" w:cs="Arial" w:eastAsia="Arial" w:hAnsi="Arial"/>
-          <w:sz w:val="21"/>
-          <w:szCs w:val="21"/>
-        </w:rPr>
-        <w:t xml:space="preserve">B.  1.5 cm per day</w:t>
-      </w:r>
-    </w:p>
-    <w:p>
-      <w:pPr>
-        <w:keepNext/>
-        <w:spacing w:after="20"/>
-        <w:ind w:left="360"/>
-      </w:pPr>
-      <w:r>
-        <w:rPr>
-          <w:rFonts w:ascii="Arial" w:cs="Arial" w:eastAsia="Arial" w:hAnsi="Arial"/>
-          <w:sz w:val="21"/>
-          <w:szCs w:val="21"/>
-        </w:rPr>
-        <w:t xml:space="preserve">C.  4 cm per day</w:t>
-      </w:r>
-    </w:p>
-    <w:p>
-      <w:pPr>
-        <w:keepNext/>
-        <w:spacing w:after="20"/>
-        <w:ind w:left="360"/>
-      </w:pPr>
-      <w:r>
-        <w:rPr>
-          <w:rFonts w:ascii="Arial" w:cs="Arial" w:eastAsia="Arial" w:hAnsi="Arial"/>
-          <w:sz w:val="21"/>
-          <w:szCs w:val="21"/>
-        </w:rPr>
-        <w:t xml:space="preserve">D.  28 cm per day</w:t>
+        <w:t xml:space="preserve">B.  Day 21 and Day 28</w:t>
+      </w:r>
+    </w:p>
+    <w:p>
+      <w:pPr>
+        <w:keepNext/>
+        <w:spacing w:after="20"/>
+        <w:ind w:left="360"/>
+      </w:pPr>
+      <w:r>
+        <w:rPr>
+          <w:rFonts w:ascii="Arial" w:cs="Arial" w:eastAsia="Arial" w:hAnsi="Arial"/>
+          <w:sz w:val="21"/>
+          <w:szCs w:val="21"/>
+        </w:rPr>
+        <w:t xml:space="preserve">C.  Day 35 and Day 42</w:t>
+      </w:r>
+    </w:p>
+    <w:p>
+      <w:pPr>
+        <w:keepNext/>
+        <w:spacing w:after="20"/>
+        <w:ind w:left="360"/>
+      </w:pPr>
+      <w:r>
+        <w:rPr>
+          <w:rFonts w:ascii="Arial" w:cs="Arial" w:eastAsia="Arial" w:hAnsi="Arial"/>
+          <w:sz w:val="21"/>
+          <w:szCs w:val="21"/>
+        </w:rPr>
+        <w:t xml:space="preserve">D.  Day 7 and Day 14</w:t>
       </w:r>
     </w:p>
     <w:p>
@@ -1086,7 +1086,7 @@
           <w:sz w:val="21"/>
           <w:szCs w:val="21"/>
         </w:rPr>
-        <w:t xml:space="preserve">Correct answer: A. </w:t>
+        <w:t xml:space="preserve">Correct answer: B. </w:t>
       </w:r>
       <w:r>
         <w:rPr>
@@ -1095,7 +1095,7 @@
           <w:sz w:val="19"/>
           <w:szCs w:val="19"/>
         </w:rPr>
-        <w:t xml:space="preserve">Growth = 32 − 4 = 28 cm over 21 − 7 = 14 days. Rate = 28 ÷ 14 = 2 cm per day.</w:t>
+        <w:t xml:space="preserve">The increases are 5, 9, 12, 10 and 4 cm. The greatest is 12 cm (30 - 18) between Day 21 and Day 28, which is within the steepest part of the curve.</w:t>
       </w:r>
     </w:p>
     <w:p>
@@ -1110,7 +1110,7 @@
           <w:sz w:val="16"/>
           <w:szCs w:val="16"/>
         </w:rPr>
-        <w:t xml:space="preserve">USE AFTER: EXPLAIN PHASE — Explain: CER discussion of the S-shaped growth curve and the oral probe 'What does the steep part of the curve show?'</w:t>
+        <w:t xml:space="preserve">USE AFTER: OBSERVE PHASE — Part B: drawing smooth curves and shading the lag, log and stationary phases</w:t>
       </w:r>
     </w:p>
     <w:p>
@@ -1126,22 +1126,22 @@
           <w:sz w:val="21"/>
           <w:szCs w:val="21"/>
         </w:rPr>
-        <w:t xml:space="preserve">Q5. On an S-shaped growth curve of a maize plant (height against time), what does the steep middle part show?</w:t>
-      </w:r>
-    </w:p>
-    <w:p>
-      <w:pPr>
-        <w:keepNext/>
-        <w:spacing w:after="20"/>
-        <w:ind w:left="360"/>
-      </w:pPr>
-      <w:r>
-        <w:rPr>
-          <w:rFonts w:ascii="Arial" w:cs="Arial" w:eastAsia="Arial" w:hAnsi="Arial"/>
-          <w:sz w:val="21"/>
-          <w:szCs w:val="21"/>
-        </w:rPr>
-        <w:t xml:space="preserve">A.  Growth has stopped because the plant is mature</w:t>
+        <w:t xml:space="preserve">Q5. Maize H614 increased by only 9 cm between Day 7 and Day 14 (3 cm to 12 cm), but by 36 cm between Day 28 and Day 35. Which phase of the growth curve does the first period show?</w:t>
+      </w:r>
+    </w:p>
+    <w:p>
+      <w:pPr>
+        <w:keepNext/>
+        <w:spacing w:after="20"/>
+        <w:ind w:left="360"/>
+      </w:pPr>
+      <w:r>
+        <w:rPr>
+          <w:rFonts w:ascii="Arial" w:cs="Arial" w:eastAsia="Arial" w:hAnsi="Arial"/>
+          <w:sz w:val="21"/>
+          <w:szCs w:val="21"/>
+        </w:rPr>
+        <w:t xml:space="preserve">A.  Stationary phase, because growth has stopped</w:t>
       </w:r>
     </w:p>
     <w:p>
@@ -1159,37 +1159,37 @@
           <w:sz w:val="21"/>
           <w:szCs w:val="21"/>
         </w:rPr>
-        <w:t xml:space="preserve">B.  Growth is rapid, with active cell division and photosynthesis</w:t>
-      </w:r>
-    </w:p>
-    <w:p>
-      <w:pPr>
-        <w:keepNext/>
-        <w:spacing w:after="20"/>
-        <w:ind w:left="360"/>
-      </w:pPr>
-      <w:r>
-        <w:rPr>
-          <w:rFonts w:ascii="Arial" w:cs="Arial" w:eastAsia="Arial" w:hAnsi="Arial"/>
-          <w:sz w:val="21"/>
-          <w:szCs w:val="21"/>
-        </w:rPr>
-        <w:t xml:space="preserve">C.  Growth is slowing because resources are limited</w:t>
-      </w:r>
-    </w:p>
-    <w:p>
-      <w:pPr>
-        <w:keepNext/>
-        <w:spacing w:after="20"/>
-        <w:ind w:left="360"/>
-      </w:pPr>
-      <w:r>
-        <w:rPr>
-          <w:rFonts w:ascii="Arial" w:cs="Arial" w:eastAsia="Arial" w:hAnsi="Arial"/>
-          <w:sz w:val="21"/>
-          <w:szCs w:val="21"/>
-        </w:rPr>
-        <w:t xml:space="preserve">D.  The seed is still using stored food and growth is slow</w:t>
+        <w:t xml:space="preserve">B.  Lag phase, because growth is slow at the start</w:t>
+      </w:r>
+    </w:p>
+    <w:p>
+      <w:pPr>
+        <w:keepNext/>
+        <w:spacing w:after="20"/>
+        <w:ind w:left="360"/>
+      </w:pPr>
+      <w:r>
+        <w:rPr>
+          <w:rFonts w:ascii="Arial" w:cs="Arial" w:eastAsia="Arial" w:hAnsi="Arial"/>
+          <w:sz w:val="21"/>
+          <w:szCs w:val="21"/>
+        </w:rPr>
+        <w:t xml:space="preserve">C.  Death phase, because the plant is weak</w:t>
+      </w:r>
+    </w:p>
+    <w:p>
+      <w:pPr>
+        <w:keepNext/>
+        <w:spacing w:after="20"/>
+        <w:ind w:left="360"/>
+      </w:pPr>
+      <w:r>
+        <w:rPr>
+          <w:rFonts w:ascii="Arial" w:cs="Arial" w:eastAsia="Arial" w:hAnsi="Arial"/>
+          <w:sz w:val="21"/>
+          <w:szCs w:val="21"/>
+        </w:rPr>
+        <w:t xml:space="preserve">D.  Log phase, because growth is fastest</w:t>
       </w:r>
     </w:p>
     <w:p>
@@ -1214,7 +1214,7 @@
           <w:sz w:val="19"/>
           <w:szCs w:val="19"/>
         </w:rPr>
-        <w:t xml:space="preserve">The steep part is the rapid (log) phase, when cells divide actively and photosynthesis supports fast increase in height.</w:t>
+        <w:t xml:space="preserve">The lag phase is the slow start of growth, when increases are small. The log phase, with the fastest growth, comes later.</w:t>
       </w:r>
     </w:p>
     <w:p>
@@ -1229,7 +1229,7 @@
           <w:sz w:val="16"/>
           <w:szCs w:val="16"/>
         </w:rPr>
-        <w:t xml:space="preserve">USE AFTER: EXPLAIN PHASE — Explain: Claim-Evidence-Reasoning (CER) frame 'I claim that ___. My evidence is ___. This is because ___.'</w:t>
+        <w:t xml:space="preserve">USE AFTER: EXPLAIN PHASE — Explain: puzzle 'Why does the bean slow down by Day 42 while maize is still taller?'</w:t>
       </w:r>
     </w:p>
     <w:p>
@@ -1245,52 +1245,52 @@
           <w:sz w:val="21"/>
           <w:szCs w:val="21"/>
         </w:rPr>
-        <w:t xml:space="preserve">Q6. A group is writing a Claim-Evidence-Reasoning statement about where a root grows. Which of these is a piece of EVIDENCE?</w:t>
-      </w:r>
-    </w:p>
-    <w:p>
-      <w:pPr>
-        <w:keepNext/>
-        <w:spacing w:after="20"/>
-        <w:ind w:left="360"/>
-      </w:pPr>
-      <w:r>
-        <w:rPr>
-          <w:rFonts w:ascii="Arial" w:cs="Arial" w:eastAsia="Arial" w:hAnsi="Arial"/>
-          <w:sz w:val="21"/>
-          <w:szCs w:val="21"/>
-        </w:rPr>
-        <w:t xml:space="preserve">A.  Growth in length is concentrated at the root tip.</w:t>
-      </w:r>
-    </w:p>
-    <w:p>
-      <w:pPr>
-        <w:keepNext/>
-        <w:spacing w:after="20"/>
-        <w:ind w:left="360"/>
-      </w:pPr>
-      <w:r>
-        <w:rPr>
-          <w:rFonts w:ascii="Arial" w:cs="Arial" w:eastAsia="Arial" w:hAnsi="Arial"/>
-          <w:sz w:val="21"/>
-          <w:szCs w:val="21"/>
-        </w:rPr>
-        <w:t xml:space="preserve">B.  All plants grow in the same way.</w:t>
-      </w:r>
-    </w:p>
-    <w:p>
-      <w:pPr>
-        <w:keepNext/>
-        <w:spacing w:after="20"/>
-        <w:ind w:left="360"/>
-      </w:pPr>
-      <w:r>
-        <w:rPr>
-          <w:rFonts w:ascii="Arial" w:cs="Arial" w:eastAsia="Arial" w:hAnsi="Arial"/>
-          <w:sz w:val="21"/>
-          <w:szCs w:val="21"/>
-        </w:rPr>
-        <w:t xml:space="preserve">C.  This happens because cells in the meristem divide and then elongate.</w:t>
+        <w:t xml:space="preserve">Q6. Bean Rosecoco was 40 cm tall at Day 35 and 44 cm at Day 42, so its curve is flattening. What does the flattening show?</w:t>
+      </w:r>
+    </w:p>
+    <w:p>
+      <w:pPr>
+        <w:keepNext/>
+        <w:spacing w:after="20"/>
+        <w:ind w:left="360"/>
+      </w:pPr>
+      <w:r>
+        <w:rPr>
+          <w:rFonts w:ascii="Arial" w:cs="Arial" w:eastAsia="Arial" w:hAnsi="Arial"/>
+          <w:sz w:val="21"/>
+          <w:szCs w:val="21"/>
+        </w:rPr>
+        <w:t xml:space="preserve">A.  The bean plant has died</w:t>
+      </w:r>
+    </w:p>
+    <w:p>
+      <w:pPr>
+        <w:keepNext/>
+        <w:spacing w:after="20"/>
+        <w:ind w:left="360"/>
+      </w:pPr>
+      <w:r>
+        <w:rPr>
+          <w:rFonts w:ascii="Arial" w:cs="Arial" w:eastAsia="Arial" w:hAnsi="Arial"/>
+          <w:sz w:val="21"/>
+          <w:szCs w:val="21"/>
+        </w:rPr>
+        <w:t xml:space="preserve">B.  The bean plant is in the log phase, where growth is fastest</w:t>
+      </w:r>
+    </w:p>
+    <w:p>
+      <w:pPr>
+        <w:keepNext/>
+        <w:spacing w:after="20"/>
+        <w:ind w:left="360"/>
+      </w:pPr>
+      <w:r>
+        <w:rPr>
+          <w:rFonts w:ascii="Arial" w:cs="Arial" w:eastAsia="Arial" w:hAnsi="Arial"/>
+          <w:sz w:val="21"/>
+          <w:szCs w:val="21"/>
+        </w:rPr>
+        <w:t xml:space="preserve">C.  The bean plant is starting its lag phase</w:t>
       </w:r>
     </w:p>
     <w:p>
@@ -1308,7 +1308,7 @@
           <w:sz w:val="21"/>
           <w:szCs w:val="21"/>
         </w:rPr>
-        <w:t xml:space="preserve">D.  The marks nearest the root tip moved 8 mm apart in 48 hours, while marks higher up stayed the same distance apart.</w:t>
+        <w:t xml:space="preserve">D.  The bean plant is in the stationary phase, where growth slows or stops</w:t>
       </w:r>
     </w:p>
     <w:p>
@@ -1333,7 +1333,7 @@
           <w:sz w:val="19"/>
           <w:szCs w:val="19"/>
         </w:rPr>
-        <w:t xml:space="preserve">Evidence is measured data from the investigation. The first choice is a claim, the third is reasoning, and the last is an unsupported statement.</w:t>
+        <w:t xml:space="preserve">A flattening curve means growth has slowed, which is the stationary phase. It does not mean the plant is dead, which is a common misconception.</w:t>
       </w:r>
     </w:p>
     <w:p>
@@ -1348,7 +1348,7 @@
           <w:sz w:val="16"/>
           <w:szCs w:val="16"/>
         </w:rPr>
-        <w:t xml:space="preserve">USE AFTER: DQB PHASE — Explain and DQB: key terms on the board and the misconception 'growth is not only height'</w:t>
+        <w:t xml:space="preserve">USE AFTER: EXPLAIN PHASE — Explain: probe 'Does a taller plant at Day 42 mean it grew faster all the time?'</w:t>
       </w:r>
     </w:p>
     <w:p>
@@ -1364,52 +1364,7 @@
           <w:sz w:val="21"/>
           <w:szCs w:val="21"/>
         </w:rPr>
-        <w:t xml:space="preserve">Q7. Which statement best defines growth in a plant?</w:t>
-      </w:r>
-    </w:p>
-    <w:p>
-      <w:pPr>
-        <w:keepNext/>
-        <w:spacing w:after="20"/>
-        <w:ind w:left="360"/>
-      </w:pPr>
-      <w:r>
-        <w:rPr>
-          <w:rFonts w:ascii="Arial" w:cs="Arial" w:eastAsia="Arial" w:hAnsi="Arial"/>
-          <w:sz w:val="21"/>
-          <w:szCs w:val="21"/>
-        </w:rPr>
-        <w:t xml:space="preserve">A.  Any change in the shape of the plant, with no change in size</w:t>
-      </w:r>
-    </w:p>
-    <w:p>
-      <w:pPr>
-        <w:keepNext/>
-        <w:spacing w:after="20"/>
-        <w:ind w:left="360"/>
-      </w:pPr>
-      <w:r>
-        <w:rPr>
-          <w:rFonts w:ascii="Arial" w:cs="Arial" w:eastAsia="Arial" w:hAnsi="Arial"/>
-          <w:sz w:val="21"/>
-          <w:szCs w:val="21"/>
-        </w:rPr>
-        <w:t xml:space="preserve">B.  A temporary increase in size caused by a seed absorbing water</w:t>
-      </w:r>
-    </w:p>
-    <w:p>
-      <w:pPr>
-        <w:keepNext/>
-        <w:spacing w:after="20"/>
-        <w:ind w:left="360"/>
-      </w:pPr>
-      <w:r>
-        <w:rPr>
-          <w:rFonts w:ascii="Arial" w:cs="Arial" w:eastAsia="Arial" w:hAnsi="Arial"/>
-          <w:sz w:val="21"/>
-          <w:szCs w:val="21"/>
-        </w:rPr>
-        <w:t xml:space="preserve">C.  An increase in height only</w:t>
+        <w:t xml:space="preserve">Q7. At Day 7, bean Rosecoco was 4 cm tall and maize H614 was 3 cm. At Day 42, maize was 125 cm and bean was 44 cm. A student says: 'Maize must have grown faster than bean all the time.' Which response is correct?</w:t>
       </w:r>
     </w:p>
     <w:p>
@@ -1427,7 +1382,52 @@
           <w:sz w:val="21"/>
           <w:szCs w:val="21"/>
         </w:rPr>
-        <w:t xml:space="preserve">D.  A permanent increase in size and dry mass</w:t>
+        <w:t xml:space="preserve">A.  Wrong, because bean was taller than maize at Day 7, so maize did not grow faster all the time</w:t>
+      </w:r>
+    </w:p>
+    <w:p>
+      <w:pPr>
+        <w:keepNext/>
+        <w:spacing w:after="20"/>
+        <w:ind w:left="360"/>
+      </w:pPr>
+      <w:r>
+        <w:rPr>
+          <w:rFonts w:ascii="Arial" w:cs="Arial" w:eastAsia="Arial" w:hAnsi="Arial"/>
+          <w:sz w:val="21"/>
+          <w:szCs w:val="21"/>
+        </w:rPr>
+        <w:t xml:space="preserve">B.  Correct, because maize is taller at Day 42</w:t>
+      </w:r>
+    </w:p>
+    <w:p>
+      <w:pPr>
+        <w:keepNext/>
+        <w:spacing w:after="20"/>
+        <w:ind w:left="360"/>
+      </w:pPr>
+      <w:r>
+        <w:rPr>
+          <w:rFonts w:ascii="Arial" w:cs="Arial" w:eastAsia="Arial" w:hAnsi="Arial"/>
+          <w:sz w:val="21"/>
+          <w:szCs w:val="21"/>
+        </w:rPr>
+        <w:t xml:space="preserve">C.  Wrong, because bean grew faster than maize between Day 28 and Day 42</w:t>
+      </w:r>
+    </w:p>
+    <w:p>
+      <w:pPr>
+        <w:keepNext/>
+        <w:spacing w:after="20"/>
+        <w:ind w:left="360"/>
+      </w:pPr>
+      <w:r>
+        <w:rPr>
+          <w:rFonts w:ascii="Arial" w:cs="Arial" w:eastAsia="Arial" w:hAnsi="Arial"/>
+          <w:sz w:val="21"/>
+          <w:szCs w:val="21"/>
+        </w:rPr>
+        <w:t xml:space="preserve">D.  Correct, because maize roots are longer than bean roots</w:t>
       </w:r>
     </w:p>
     <w:p>
@@ -1443,7 +1443,7 @@
           <w:sz w:val="21"/>
           <w:szCs w:val="21"/>
         </w:rPr>
-        <w:t xml:space="preserve">Correct answer: D. </w:t>
+        <w:t xml:space="preserve">Correct answer: A. </w:t>
       </w:r>
       <w:r>
         <w:rPr>
@@ -1452,7 +1452,7 @@
           <w:sz w:val="19"/>
           <w:szCs w:val="19"/>
         </w:rPr>
-        <w:t xml:space="preserve">Growth is a permanent increase in size and dry mass. Swelling from water is temporary, and growth can be measured as height, length, width or dry mass, not height only.</w:t>
+        <w:t xml:space="preserve">Bean was taller at Day 7 (4 cm against 3 cm). Maize overtook it from Day 14 onward, so being taller at the end does not mean faster growth at every stage.</w:t>
       </w:r>
     </w:p>
     <w:p>
@@ -1467,7 +1467,7 @@
           <w:sz w:val="16"/>
           <w:szCs w:val="16"/>
         </w:rPr>
-        <w:t xml:space="preserve">USE AFTER: MODEL BUILDING PHASE — Model: revising the poster model of primary growth (apical meristems) and secondary growth (vascular cambium in the bean stem)</w:t>
+        <w:t xml:space="preserve">USE AFTER: MODEL BUILDING PHASE — Model: adding a small sketch of the sigmoid growth curve with lag, log and stationary phases</w:t>
       </w:r>
     </w:p>
     <w:p>
@@ -1483,7 +1483,52 @@
           <w:sz w:val="21"/>
           <w:szCs w:val="21"/>
         </w:rPr>
-        <w:t xml:space="preserve">Q8. Which plant can become thicker through secondary growth, and which tissue is responsible?</w:t>
+        <w:t xml:space="preserve">Q8. A learner draws a graph of shoot height (y-axis) against time in days (x-axis) for maize H614 over 42 days. Which description matches the overall shape of a normal growth curve?</w:t>
+      </w:r>
+    </w:p>
+    <w:p>
+      <w:pPr>
+        <w:keepNext/>
+        <w:spacing w:after="20"/>
+        <w:ind w:left="360"/>
+      </w:pPr>
+      <w:r>
+        <w:rPr>
+          <w:rFonts w:ascii="Arial" w:cs="Arial" w:eastAsia="Arial" w:hAnsi="Arial"/>
+          <w:sz w:val="21"/>
+          <w:szCs w:val="21"/>
+        </w:rPr>
+        <w:t xml:space="preserve">A.  A curve that rises steeply at first and then falls back to zero</w:t>
+      </w:r>
+    </w:p>
+    <w:p>
+      <w:pPr>
+        <w:keepNext/>
+        <w:spacing w:after="20"/>
+        <w:ind w:left="360"/>
+      </w:pPr>
+      <w:r>
+        <w:rPr>
+          <w:rFonts w:ascii="Arial" w:cs="Arial" w:eastAsia="Arial" w:hAnsi="Arial"/>
+          <w:sz w:val="21"/>
+          <w:szCs w:val="21"/>
+        </w:rPr>
+        <w:t xml:space="preserve">B.  A horizontal line</w:t>
+      </w:r>
+    </w:p>
+    <w:p>
+      <w:pPr>
+        <w:keepNext/>
+        <w:spacing w:after="20"/>
+        <w:ind w:left="360"/>
+      </w:pPr>
+      <w:r>
+        <w:rPr>
+          <w:rFonts w:ascii="Arial" w:cs="Arial" w:eastAsia="Arial" w:hAnsi="Arial"/>
+          <w:sz w:val="21"/>
+          <w:szCs w:val="21"/>
+        </w:rPr>
+        <w:t xml:space="preserve">C.  A straight line sloping upwards</w:t>
       </w:r>
     </w:p>
     <w:p>
@@ -1501,52 +1546,7 @@
           <w:sz w:val="21"/>
           <w:szCs w:val="21"/>
         </w:rPr>
-        <w:t xml:space="preserve">A.  Bean, through the vascular cambium</w:t>
-      </w:r>
-    </w:p>
-    <w:p>
-      <w:pPr>
-        <w:keepNext/>
-        <w:spacing w:after="20"/>
-        <w:ind w:left="360"/>
-      </w:pPr>
-      <w:r>
-        <w:rPr>
-          <w:rFonts w:ascii="Arial" w:cs="Arial" w:eastAsia="Arial" w:hAnsi="Arial"/>
-          <w:sz w:val="21"/>
-          <w:szCs w:val="21"/>
-        </w:rPr>
-        <w:t xml:space="preserve">B.  Maize, through the vascular cambium</w:t>
-      </w:r>
-    </w:p>
-    <w:p>
-      <w:pPr>
-        <w:keepNext/>
-        <w:spacing w:after="20"/>
-        <w:ind w:left="360"/>
-      </w:pPr>
-      <w:r>
-        <w:rPr>
-          <w:rFonts w:ascii="Arial" w:cs="Arial" w:eastAsia="Arial" w:hAnsi="Arial"/>
-          <w:sz w:val="21"/>
-          <w:szCs w:val="21"/>
-        </w:rPr>
-        <w:t xml:space="preserve">C.  Maize, through the apical meristem at the shoot tip</w:t>
-      </w:r>
-    </w:p>
-    <w:p>
-      <w:pPr>
-        <w:keepNext/>
-        <w:spacing w:after="20"/>
-        <w:ind w:left="360"/>
-      </w:pPr>
-      <w:r>
-        <w:rPr>
-          <w:rFonts w:ascii="Arial" w:cs="Arial" w:eastAsia="Arial" w:hAnsi="Arial"/>
-          <w:sz w:val="21"/>
-          <w:szCs w:val="21"/>
-        </w:rPr>
-        <w:t xml:space="preserve">D.  Bean, through the apical meristem at the root tip</w:t>
+        <w:t xml:space="preserve">D.  An S-shaped (sigmoid) curve with lag, log and stationary phases</w:t>
       </w:r>
     </w:p>
     <w:p>
@@ -1562,7 +1562,7 @@
           <w:sz w:val="21"/>
           <w:szCs w:val="21"/>
         </w:rPr>
-        <w:t xml:space="preserve">Correct answer: A. </w:t>
+        <w:t xml:space="preserve">Correct answer: D. </w:t>
       </w:r>
       <w:r>
         <w:rPr>
@@ -1571,7 +1571,7 @@
           <w:sz w:val="19"/>
           <w:szCs w:val="19"/>
         </w:rPr>
-        <w:t xml:space="preserve">Bean is a dicot and can thicken its stem because of the vascular cambium (a lateral meristem). Maize is a monocot with no secondary growth, and apical meristems cause growth in length.</w:t>
+        <w:t xml:space="preserve">A growth curve is sigmoid. It starts slowly (lag), rises steeply (log) and then levels off (stationary). It does not rise in a straight line or fall back down.</w:t>
       </w:r>
     </w:p>
     <w:p>
@@ -1590,7 +1590,7 @@
         </w:rPr>
         <w:t xml:space="preserve">© 2026 SeaVuria and ARES. Aligned with KICD objectives. Developed by SeaVuria; technical implementation by ARES (with AI assistance from Claude). Licensed under </w:t>
       </w:r>
-      <w:hyperlink w:history="1" r:id="rIdat028icyeqch_5lzs6ve_">
+      <w:hyperlink w:history="1" r:id="rIdui1zab0ib3qyum-gc99qj">
         <w:r>
           <w:rPr>
             <w:rFonts w:ascii="Arial" w:cs="Arial" w:eastAsia="Arial" w:hAnsi="Arial"/>
@@ -1611,7 +1611,7 @@
         </w:rPr>
         <w:t xml:space="preserve"> (</w:t>
       </w:r>
-      <w:hyperlink w:history="1" r:id="rIdxfh7zufmlvn8tszrnnsfe">
+      <w:hyperlink w:history="1" r:id="rId9_gmltbavh2bxkeke_8qu">
         <w:r>
           <w:rPr>
             <w:rFonts w:ascii="Arial" w:cs="Arial" w:eastAsia="Arial" w:hAnsi="Arial"/>
